--- a/style_guide.docx
+++ b/style_guide.docx
@@ -1,5 +1,36 @@
 
-<file path=word/document.xml><?xml version="1.0" encoding="utf-8"?>
+<file path=docProps\app.xml><?xml version="1.0" encoding="utf-8"?>
+<Properties xmlns="http://schemas.openxmlformats.org/officeDocument/2006/extended-properties" xmlns:vt="http://schemas.openxmlformats.org/officeDocument/2006/docPropsVTypes">
+  <Template>Normal</Template>
+  <TotalTime>165</TotalTime>
+  <Pages>1</Pages>
+  <Words>319</Words>
+  <Characters>1460</Characters>
+  <Application>Microsoft Office Word</Application>
+  <DocSecurity>0</DocSecurity>
+  <Lines>41</Lines>
+  <Paragraphs>44</Paragraphs>
+  <ScaleCrop>false</ScaleCrop>
+  <Company/>
+  <LinksUpToDate>false</LinksUpToDate>
+  <CharactersWithSpaces>1735</CharactersWithSpaces>
+  <SharedDoc>false</SharedDoc>
+  <HyperlinksChanged>false</HyperlinksChanged>
+  <AppVersion>16.0000</AppVersion>
+</Properties>
+</file>
+
+<file path=docProps\core.xml><?xml version="1.0" encoding="utf-8"?>
+<cp:coreProperties xmlns:cp="http://schemas.openxmlformats.org/package/2006/metadata/core-properties" xmlns:dc="http://purl.org/dc/elements/1.1/" xmlns:dcterms="http://purl.org/dc/terms/" xmlns:dcmitype="http://purl.org/dc/dcmitype/" xmlns:xsi="http://www.w3.org/2001/XMLSchema-instance">
+  <dc:creator>Leo Urquhart</dc:creator>
+  <cp:lastModifiedBy>Leo Urquhart</cp:lastModifiedBy>
+  <cp:revision>47</cp:revision>
+  <dcterms:created xsi:type="dcterms:W3CDTF">2026-04-15T17:48:00Z</dcterms:created>
+  <dcterms:modified xsi:type="dcterms:W3CDTF">2026-04-15T21:35:00Z</dcterms:modified>
+</cp:coreProperties>
+</file>
+
+<file path=word\document.xml><?xml version="1.0" encoding="utf-8"?>
 <w:document xmlns:wpc="http://schemas.microsoft.com/office/word/2010/wordprocessingCanvas" xmlns:cx="http://schemas.microsoft.com/office/drawing/2014/chartex" xmlns:cx1="http://schemas.microsoft.com/office/drawing/2015/9/8/chartex" xmlns:cx2="http://schemas.microsoft.com/office/drawing/2015/10/21/chartex" xmlns:cx3="http://schemas.microsoft.com/office/drawing/2016/5/9/chartex" xmlns:cx4="http://schemas.microsoft.com/office/drawing/2016/5/10/chartex" xmlns:cx5="http://schemas.microsoft.com/office/drawing/2016/5/11/chartex" xmlns:cx6="http://schemas.microsoft.com/office/drawing/2016/5/12/chartex" xmlns:cx7="http://schemas.microsoft.com/office/drawing/2016/5/13/chartex" xmlns:cx8="http://schemas.microsoft.com/office/drawing/2016/5/14/chartex" xmlns:mc="http://schemas.openxmlformats.org/markup-compatibility/2006" xmlns:aink="http://schemas.microsoft.com/office/drawing/2016/ink" xmlns:am3d="http://schemas.microsoft.com/office/drawing/2017/model3d" xmlns:o="urn:schemas-microsoft-com:office:office" xmlns:oel="http://schemas.microsoft.com/office/2019/extlst" xmlns:r="http://schemas.openxmlformats.org/officeDocument/2006/relationships" xmlns:m="http://schemas.openxmlformats.org/officeDocument/2006/math" xmlns:v="urn:schemas-microsoft-com:vml" xmlns:wp14="http://schemas.microsoft.com/office/word/2010/wordprocessingDrawing" xmlns:wp="http://schemas.openxmlformats.org/drawingml/2006/wordprocessingDrawing" xmlns:w10="urn:schemas-microsoft-com:office:word" xmlns:w="http://schemas.openxmlformats.org/wordprocessingml/2006/main" xmlns:w14="http://schemas.microsoft.com/office/word/2010/wordml" xmlns:w15="http://schemas.microsoft.com/office/word/2012/wordml" xmlns:w16cex="http://schemas.microsoft.com/office/word/2018/wordml/cex" xmlns:w16cid="http://schemas.microsoft.com/office/word/2016/wordml/cid" xmlns:w16="http://schemas.microsoft.com/office/word/2018/wordml" xmlns:w16du="http://schemas.microsoft.com/office/word/2023/wordml/word16du" xmlns:w16sdtdh="http://schemas.microsoft.com/office/word/2020/wordml/sdtdatahash" xmlns:w16sdtfl="http://schemas.microsoft.com/office/word/2024/wordml/sdtformatlock" xmlns:w16se="http://schemas.microsoft.com/office/word/2015/wordml/symex" xmlns:wpg="http://schemas.microsoft.com/office/word/2010/wordprocessingGroup" xmlns:wpi="http://schemas.microsoft.com/office/word/2010/wordprocessingInk" xmlns:wne="http://schemas.microsoft.com/office/word/2006/wordml" xmlns:wps="http://schemas.microsoft.com/office/word/2010/wordprocessingShape" mc:Ignorable="w14 w15 w16se w16cid w16 w16cex w16sdtdh w16sdtfl w16du wp14">
   <w:body>
     <w:p>
@@ -457,7 +488,7 @@
         <w:rPr>
           <w:rFonts w:ascii="Times New Roman" w:hAnsi="Times New Roman"/>
         </w:rPr>
-        <w:t xml:space="preserve">The main section’s (h1) heading is sized at </w:t>
+        <w:t xml:space="preserve">The main sectionâ€™s (h1) heading is sized at </w:t>
       </w:r>
       <w:r>
         <w:rPr>
@@ -583,11 +614,28 @@
       <w:pgMar w:top="1170" w:right="1080" w:bottom="1080" w:left="1080" w:header="360" w:footer="864" w:gutter="0"/>
       <w:cols w:space="720"/>
     </w:sectPr>
+    <w:p>
+      <w:pPr>
+        <w:pStyle w:val="Heading"/>
+      </w:pPr>
+      <w:r>
+        <w:t>Site Pages</w:t>
+      </w:r>
+    </w:p>
+    <w:p>
+      <w:pPr>
+        <w:pStyle w:val="BodyA"/>
+        <w:spacing w:before="120"/>
+      </w:pPr>
+      <w:r>
+        <w:t xml:space="preserve">The website currently includes the following pages: about us 05-24-2026.html, About Us.html, About.html, account 05-24-2026.html, account.html, calendar 05-24-2026.html, calendar.html, classes 05-24-2026.html, classes.html, events 05-24-2026.html, events.html, home.html, index 05-24-2026.html, index.html, Login.html, Resources 05-24-2026.html, Resources.html, resume.html, store 05-24-2026.html, and store.html.</w:t>
+      </w:r>
+    </w:p>
   </w:body>
 </w:document>
 </file>
 
-<file path=word/endnotes.xml><?xml version="1.0" encoding="utf-8"?>
+<file path=word\endnotes.xml><?xml version="1.0" encoding="utf-8"?>
 <w:endnotes xmlns:wpc="http://schemas.microsoft.com/office/word/2010/wordprocessingCanvas" xmlns:cx="http://schemas.microsoft.com/office/drawing/2014/chartex" xmlns:cx1="http://schemas.microsoft.com/office/drawing/2015/9/8/chartex" xmlns:cx2="http://schemas.microsoft.com/office/drawing/2015/10/21/chartex" xmlns:cx3="http://schemas.microsoft.com/office/drawing/2016/5/9/chartex" xmlns:cx4="http://schemas.microsoft.com/office/drawing/2016/5/10/chartex" xmlns:cx5="http://schemas.microsoft.com/office/drawing/2016/5/11/chartex" xmlns:cx6="http://schemas.microsoft.com/office/drawing/2016/5/12/chartex" xmlns:cx7="http://schemas.microsoft.com/office/drawing/2016/5/13/chartex" xmlns:cx8="http://schemas.microsoft.com/office/drawing/2016/5/14/chartex" xmlns:mc="http://schemas.openxmlformats.org/markup-compatibility/2006" xmlns:aink="http://schemas.microsoft.com/office/drawing/2016/ink" xmlns:am3d="http://schemas.microsoft.com/office/drawing/2017/model3d" xmlns:o="urn:schemas-microsoft-com:office:office" xmlns:oel="http://schemas.microsoft.com/office/2019/extlst" xmlns:r="http://schemas.openxmlformats.org/officeDocument/2006/relationships" xmlns:m="http://schemas.openxmlformats.org/officeDocument/2006/math" xmlns:v="urn:schemas-microsoft-com:vml" xmlns:wp14="http://schemas.microsoft.com/office/word/2010/wordprocessingDrawing" xmlns:wp="http://schemas.openxmlformats.org/drawingml/2006/wordprocessingDrawing" xmlns:w10="urn:schemas-microsoft-com:office:word" xmlns:w="http://schemas.openxmlformats.org/wordprocessingml/2006/main" xmlns:w14="http://schemas.microsoft.com/office/word/2010/wordml" xmlns:w15="http://schemas.microsoft.com/office/word/2012/wordml" xmlns:w16cex="http://schemas.microsoft.com/office/word/2018/wordml/cex" xmlns:w16cid="http://schemas.microsoft.com/office/word/2016/wordml/cid" xmlns:w16="http://schemas.microsoft.com/office/word/2018/wordml" xmlns:w16du="http://schemas.microsoft.com/office/word/2023/wordml/word16du" xmlns:w16sdtdh="http://schemas.microsoft.com/office/word/2020/wordml/sdtdatahash" xmlns:w16sdtfl="http://schemas.microsoft.com/office/word/2024/wordml/sdtformatlock" xmlns:w16se="http://schemas.microsoft.com/office/word/2015/wordml/symex" xmlns:wpg="http://schemas.microsoft.com/office/word/2010/wordprocessingGroup" xmlns:wpi="http://schemas.microsoft.com/office/word/2010/wordprocessingInk" xmlns:wne="http://schemas.microsoft.com/office/word/2006/wordml" xmlns:wps="http://schemas.microsoft.com/office/word/2010/wordprocessingShape" mc:Ignorable="w14 w15 w16se w16cid w16 w16cex w16sdtdh w16sdtfl w16du wp14">
   <w:endnote w:type="separator" w:id="-1">
     <w:p>
@@ -606,7 +654,45 @@
 </w:endnotes>
 </file>
 
-<file path=word/footer1.xml><?xml version="1.0" encoding="utf-8"?>
+<file path=word\fontTable.xml><?xml version="1.0" encoding="utf-8"?>
+<w:fonts xmlns:mc="http://schemas.openxmlformats.org/markup-compatibility/2006" xmlns:r="http://schemas.openxmlformats.org/officeDocument/2006/relationships" xmlns:w="http://schemas.openxmlformats.org/wordprocessingml/2006/main" xmlns:w14="http://schemas.microsoft.com/office/word/2010/wordml" xmlns:w15="http://schemas.microsoft.com/office/word/2012/wordml" xmlns:w16cex="http://schemas.microsoft.com/office/word/2018/wordml/cex" xmlns:w16cid="http://schemas.microsoft.com/office/word/2016/wordml/cid" xmlns:w16="http://schemas.microsoft.com/office/word/2018/wordml" xmlns:w16du="http://schemas.microsoft.com/office/word/2023/wordml/word16du" xmlns:w16sdtdh="http://schemas.microsoft.com/office/word/2020/wordml/sdtdatahash" xmlns:w16sdtfl="http://schemas.microsoft.com/office/word/2024/wordml/sdtformatlock" xmlns:w16se="http://schemas.microsoft.com/office/word/2015/wordml/symex" mc:Ignorable="w14 w15 w16se w16cid w16 w16cex w16sdtdh w16sdtfl w16du">
+  <w:font w:name="Times New Roman">
+    <w:panose1 w:val="02020603050405020304"/>
+    <w:charset w:val="00"/>
+    <w:family w:val="roman"/>
+    <w:pitch w:val="variable"/>
+    <w:sig w:usb0="E0002EFF" w:usb1="C000785B" w:usb2="00000009" w:usb3="00000000" w:csb0="000001FF" w:csb1="00000000"/>
+  </w:font>
+  <w:font w:name="Arial Unicode MS">
+    <w:panose1 w:val="020B0604020202020204"/>
+    <w:charset w:val="00"/>
+    <w:family w:val="roman"/>
+    <w:pitch w:val="default"/>
+  </w:font>
+  <w:font w:name="Helvetica">
+    <w:panose1 w:val="020B0604020202020204"/>
+    <w:charset w:val="00"/>
+    <w:family w:val="swiss"/>
+    <w:pitch w:val="variable"/>
+    <w:sig w:usb0="E0002EFF" w:usb1="C000785B" w:usb2="00000009" w:usb3="00000000" w:csb0="000001FF" w:csb1="00000000"/>
+  </w:font>
+  <w:font w:name="Gill Sans">
+    <w:charset w:val="00"/>
+    <w:family w:val="roman"/>
+    <w:pitch w:val="default"/>
+  </w:font>
+  <w:font w:name="Helvetica Neue">
+    <w:altName w:val="Arial"/>
+    <w:panose1 w:val="00000000000000000000"/>
+    <w:charset w:val="00"/>
+    <w:family w:val="roman"/>
+    <w:notTrueType/>
+    <w:pitch w:val="default"/>
+  </w:font>
+</w:fonts>
+</file>
+
+<file path=word\footer1.xml><?xml version="1.0" encoding="utf-8"?>
 <w:ftr xmlns:wpc="http://schemas.microsoft.com/office/word/2010/wordprocessingCanvas" xmlns:cx="http://schemas.microsoft.com/office/drawing/2014/chartex" xmlns:cx1="http://schemas.microsoft.com/office/drawing/2015/9/8/chartex" xmlns:cx2="http://schemas.microsoft.com/office/drawing/2015/10/21/chartex" xmlns:cx3="http://schemas.microsoft.com/office/drawing/2016/5/9/chartex" xmlns:cx4="http://schemas.microsoft.com/office/drawing/2016/5/10/chartex" xmlns:cx5="http://schemas.microsoft.com/office/drawing/2016/5/11/chartex" xmlns:cx6="http://schemas.microsoft.com/office/drawing/2016/5/12/chartex" xmlns:cx7="http://schemas.microsoft.com/office/drawing/2016/5/13/chartex" xmlns:cx8="http://schemas.microsoft.com/office/drawing/2016/5/14/chartex" xmlns:mc="http://schemas.openxmlformats.org/markup-compatibility/2006" xmlns:aink="http://schemas.microsoft.com/office/drawing/2016/ink" xmlns:am3d="http://schemas.microsoft.com/office/drawing/2017/model3d" xmlns:o="urn:schemas-microsoft-com:office:office" xmlns:oel="http://schemas.microsoft.com/office/2019/extlst" xmlns:r="http://schemas.openxmlformats.org/officeDocument/2006/relationships" xmlns:m="http://schemas.openxmlformats.org/officeDocument/2006/math" xmlns:v="urn:schemas-microsoft-com:vml" xmlns:wp14="http://schemas.microsoft.com/office/word/2010/wordprocessingDrawing" xmlns:wp="http://schemas.openxmlformats.org/drawingml/2006/wordprocessingDrawing" xmlns:w10="urn:schemas-microsoft-com:office:word" xmlns:w="http://schemas.openxmlformats.org/wordprocessingml/2006/main" xmlns:w14="http://schemas.microsoft.com/office/word/2010/wordml" xmlns:w15="http://schemas.microsoft.com/office/word/2012/wordml" xmlns:w16cex="http://schemas.microsoft.com/office/word/2018/wordml/cex" xmlns:w16cid="http://schemas.microsoft.com/office/word/2016/wordml/cid" xmlns:w16="http://schemas.microsoft.com/office/word/2018/wordml" xmlns:w16du="http://schemas.microsoft.com/office/word/2023/wordml/word16du" xmlns:w16sdtdh="http://schemas.microsoft.com/office/word/2020/wordml/sdtdatahash" xmlns:w16sdtfl="http://schemas.microsoft.com/office/word/2024/wordml/sdtformatlock" xmlns:w16se="http://schemas.microsoft.com/office/word/2015/wordml/symex" xmlns:wpg="http://schemas.microsoft.com/office/word/2010/wordprocessingGroup" xmlns:wpi="http://schemas.microsoft.com/office/word/2010/wordprocessingInk" xmlns:wne="http://schemas.microsoft.com/office/word/2006/wordml" xmlns:wps="http://schemas.microsoft.com/office/word/2010/wordprocessingShape" mc:Ignorable="w14 w15 w16se w16cid w16 w16cex w16sdtdh w16sdtfl w16du wp14">
   <w:p>
     <w:pPr>
@@ -638,7 +724,7 @@
 </w:ftr>
 </file>
 
-<file path=word/footnotes.xml><?xml version="1.0" encoding="utf-8"?>
+<file path=word\footnotes.xml><?xml version="1.0" encoding="utf-8"?>
 <w:footnotes xmlns:wpc="http://schemas.microsoft.com/office/word/2010/wordprocessingCanvas" xmlns:cx="http://schemas.microsoft.com/office/drawing/2014/chartex" xmlns:cx1="http://schemas.microsoft.com/office/drawing/2015/9/8/chartex" xmlns:cx2="http://schemas.microsoft.com/office/drawing/2015/10/21/chartex" xmlns:cx3="http://schemas.microsoft.com/office/drawing/2016/5/9/chartex" xmlns:cx4="http://schemas.microsoft.com/office/drawing/2016/5/10/chartex" xmlns:cx5="http://schemas.microsoft.com/office/drawing/2016/5/11/chartex" xmlns:cx6="http://schemas.microsoft.com/office/drawing/2016/5/12/chartex" xmlns:cx7="http://schemas.microsoft.com/office/drawing/2016/5/13/chartex" xmlns:cx8="http://schemas.microsoft.com/office/drawing/2016/5/14/chartex" xmlns:mc="http://schemas.openxmlformats.org/markup-compatibility/2006" xmlns:aink="http://schemas.microsoft.com/office/drawing/2016/ink" xmlns:am3d="http://schemas.microsoft.com/office/drawing/2017/model3d" xmlns:o="urn:schemas-microsoft-com:office:office" xmlns:oel="http://schemas.microsoft.com/office/2019/extlst" xmlns:r="http://schemas.openxmlformats.org/officeDocument/2006/relationships" xmlns:m="http://schemas.openxmlformats.org/officeDocument/2006/math" xmlns:v="urn:schemas-microsoft-com:vml" xmlns:wp14="http://schemas.microsoft.com/office/word/2010/wordprocessingDrawing" xmlns:wp="http://schemas.openxmlformats.org/drawingml/2006/wordprocessingDrawing" xmlns:w10="urn:schemas-microsoft-com:office:word" xmlns:w="http://schemas.openxmlformats.org/wordprocessingml/2006/main" xmlns:w14="http://schemas.microsoft.com/office/word/2010/wordml" xmlns:w15="http://schemas.microsoft.com/office/word/2012/wordml" xmlns:w16cex="http://schemas.microsoft.com/office/word/2018/wordml/cex" xmlns:w16cid="http://schemas.microsoft.com/office/word/2016/wordml/cid" xmlns:w16="http://schemas.microsoft.com/office/word/2018/wordml" xmlns:w16du="http://schemas.microsoft.com/office/word/2023/wordml/word16du" xmlns:w16sdtdh="http://schemas.microsoft.com/office/word/2020/wordml/sdtdatahash" xmlns:w16sdtfl="http://schemas.microsoft.com/office/word/2024/wordml/sdtformatlock" xmlns:w16se="http://schemas.microsoft.com/office/word/2015/wordml/symex" xmlns:wpg="http://schemas.microsoft.com/office/word/2010/wordprocessingGroup" xmlns:wpi="http://schemas.microsoft.com/office/word/2010/wordprocessingInk" xmlns:wne="http://schemas.microsoft.com/office/word/2006/wordml" xmlns:wps="http://schemas.microsoft.com/office/word/2010/wordprocessingShape" mc:Ignorable="w14 w15 w16se w16cid w16 w16cex w16sdtdh w16sdtfl w16du wp14">
   <w:footnote w:type="separator" w:id="-1">
     <w:p>
@@ -657,7 +743,7 @@
 </w:footnotes>
 </file>
 
-<file path=word/header1.xml><?xml version="1.0" encoding="utf-8"?>
+<file path=word\header1.xml><?xml version="1.0" encoding="utf-8"?>
 <w:hdr xmlns:wpc="http://schemas.microsoft.com/office/word/2010/wordprocessingCanvas" xmlns:cx="http://schemas.microsoft.com/office/drawing/2014/chartex" xmlns:cx1="http://schemas.microsoft.com/office/drawing/2015/9/8/chartex" xmlns:cx2="http://schemas.microsoft.com/office/drawing/2015/10/21/chartex" xmlns:cx3="http://schemas.microsoft.com/office/drawing/2016/5/9/chartex" xmlns:cx4="http://schemas.microsoft.com/office/drawing/2016/5/10/chartex" xmlns:cx5="http://schemas.microsoft.com/office/drawing/2016/5/11/chartex" xmlns:cx6="http://schemas.microsoft.com/office/drawing/2016/5/12/chartex" xmlns:cx7="http://schemas.microsoft.com/office/drawing/2016/5/13/chartex" xmlns:cx8="http://schemas.microsoft.com/office/drawing/2016/5/14/chartex" xmlns:mc="http://schemas.openxmlformats.org/markup-compatibility/2006" xmlns:aink="http://schemas.microsoft.com/office/drawing/2016/ink" xmlns:am3d="http://schemas.microsoft.com/office/drawing/2017/model3d" xmlns:o="urn:schemas-microsoft-com:office:office" xmlns:oel="http://schemas.microsoft.com/office/2019/extlst" xmlns:r="http://schemas.openxmlformats.org/officeDocument/2006/relationships" xmlns:m="http://schemas.openxmlformats.org/officeDocument/2006/math" xmlns:v="urn:schemas-microsoft-com:vml" xmlns:wp14="http://schemas.microsoft.com/office/word/2010/wordprocessingDrawing" xmlns:wp="http://schemas.openxmlformats.org/drawingml/2006/wordprocessingDrawing" xmlns:w10="urn:schemas-microsoft-com:office:word" xmlns:w="http://schemas.openxmlformats.org/wordprocessingml/2006/main" xmlns:w14="http://schemas.microsoft.com/office/word/2010/wordml" xmlns:w15="http://schemas.microsoft.com/office/word/2012/wordml" xmlns:w16cex="http://schemas.microsoft.com/office/word/2018/wordml/cex" xmlns:w16cid="http://schemas.microsoft.com/office/word/2016/wordml/cid" xmlns:w16="http://schemas.microsoft.com/office/word/2018/wordml" xmlns:w16du="http://schemas.microsoft.com/office/word/2023/wordml/word16du" xmlns:w16sdtdh="http://schemas.microsoft.com/office/word/2020/wordml/sdtdatahash" xmlns:w16sdtfl="http://schemas.microsoft.com/office/word/2024/wordml/sdtformatlock" xmlns:w16se="http://schemas.microsoft.com/office/word/2015/wordml/symex" xmlns:wpg="http://schemas.microsoft.com/office/word/2010/wordprocessingGroup" xmlns:wpi="http://schemas.microsoft.com/office/word/2010/wordprocessingInk" xmlns:wne="http://schemas.microsoft.com/office/word/2006/wordml" xmlns:wps="http://schemas.microsoft.com/office/word/2010/wordprocessingShape" mc:Ignorable="w14 w15 w16se w16cid w16 w16cex w16sdtdh w16sdtfl w16du wp14">
   <w:p>
     <w:pPr>
@@ -685,7 +771,117 @@
 </w:hdr>
 </file>
 
-<file path=word/styles.xml><?xml version="1.0" encoding="utf-8"?>
+<file path=word\settings.xml><?xml version="1.0" encoding="utf-8"?>
+<w:settings xmlns:mc="http://schemas.openxmlformats.org/markup-compatibility/2006" xmlns:o="urn:schemas-microsoft-com:office:office" xmlns:r="http://schemas.openxmlformats.org/officeDocument/2006/relationships" xmlns:m="http://schemas.openxmlformats.org/officeDocument/2006/math" xmlns:v="urn:schemas-microsoft-com:vml" xmlns:w10="urn:schemas-microsoft-com:office:word" xmlns:w="http://schemas.openxmlformats.org/wordprocessingml/2006/main" xmlns:w14="http://schemas.microsoft.com/office/word/2010/wordml" xmlns:w15="http://schemas.microsoft.com/office/word/2012/wordml" xmlns:w16cex="http://schemas.microsoft.com/office/word/2018/wordml/cex" xmlns:w16cid="http://schemas.microsoft.com/office/word/2016/wordml/cid" xmlns:w16="http://schemas.microsoft.com/office/word/2018/wordml" xmlns:w16du="http://schemas.microsoft.com/office/word/2023/wordml/word16du" xmlns:w16sdtdh="http://schemas.microsoft.com/office/word/2020/wordml/sdtdatahash" xmlns:w16sdtfl="http://schemas.microsoft.com/office/word/2024/wordml/sdtformatlock" xmlns:w16se="http://schemas.microsoft.com/office/word/2015/wordml/symex" xmlns:sl="http://schemas.openxmlformats.org/schemaLibrary/2006/main" mc:Ignorable="w14 w15 w16se w16cid w16 w16cex w16sdtdh w16sdtfl w16du">
+  <w:view w:val="web"/>
+  <w:zoom w:percent="100"/>
+  <w:displayBackgroundShape/>
+  <w:proofState w:spelling="clean"/>
+  <w:defaultTabStop w:val="720"/>
+  <w:autoHyphenation/>
+  <w:characterSpacingControl w:val="doNotCompress"/>
+  <w:footnotePr>
+    <w:footnote w:id="-1"/>
+    <w:footnote w:id="0"/>
+  </w:footnotePr>
+  <w:endnotePr>
+    <w:endnote w:id="-1"/>
+    <w:endnote w:id="0"/>
+  </w:endnotePr>
+  <w:compat>
+    <w:compatSetting w:name="compatibilityMode" w:uri="http://schemas.microsoft.com/office/word" w:val="15"/>
+    <w:compatSetting w:name="overrideTableStyleFontSizeAndJustification" w:uri="http://schemas.microsoft.com/office/word" w:val="1"/>
+    <w:compatSetting w:name="enableOpenTypeFeatures" w:uri="http://schemas.microsoft.com/office/word" w:val="1"/>
+    <w:compatSetting w:name="doNotFlipMirrorIndents" w:uri="http://schemas.microsoft.com/office/word" w:val="1"/>
+    <w:compatSetting w:name="differentiateMultirowTableHeaders" w:uri="http://schemas.microsoft.com/office/word" w:val="1"/>
+    <w:compatSetting w:name="useWord2013TrackBottomHyphenation" w:uri="http://schemas.microsoft.com/office/word" w:val="1"/>
+  </w:compat>
+  <w:rsids>
+    <w:rsidRoot w:val="00ED5EA4"/>
+    <w:rsid w:val="00002BAD"/>
+    <w:rsid w:val="00075E53"/>
+    <w:rsid w:val="000A1A7D"/>
+    <w:rsid w:val="000B3458"/>
+    <w:rsid w:val="001C4EBA"/>
+    <w:rsid w:val="00242FDB"/>
+    <w:rsid w:val="002636B7"/>
+    <w:rsid w:val="002823BB"/>
+    <w:rsid w:val="002B1D29"/>
+    <w:rsid w:val="002B59EB"/>
+    <w:rsid w:val="002E068C"/>
+    <w:rsid w:val="00390B09"/>
+    <w:rsid w:val="003B7E65"/>
+    <w:rsid w:val="003C2037"/>
+    <w:rsid w:val="003F33E3"/>
+    <w:rsid w:val="004304FC"/>
+    <w:rsid w:val="0049161B"/>
+    <w:rsid w:val="004C58E8"/>
+    <w:rsid w:val="004E0E3D"/>
+    <w:rsid w:val="004F1D28"/>
+    <w:rsid w:val="004F1E42"/>
+    <w:rsid w:val="005B7228"/>
+    <w:rsid w:val="005C5BCF"/>
+    <w:rsid w:val="00621951"/>
+    <w:rsid w:val="006A14EB"/>
+    <w:rsid w:val="007149AF"/>
+    <w:rsid w:val="00734C6D"/>
+    <w:rsid w:val="00760B33"/>
+    <w:rsid w:val="007A0CF7"/>
+    <w:rsid w:val="007B664C"/>
+    <w:rsid w:val="008E7600"/>
+    <w:rsid w:val="009554E0"/>
+    <w:rsid w:val="009565C7"/>
+    <w:rsid w:val="009D3E18"/>
+    <w:rsid w:val="00A24482"/>
+    <w:rsid w:val="00A31A82"/>
+    <w:rsid w:val="00AC68E4"/>
+    <w:rsid w:val="00B02A6A"/>
+    <w:rsid w:val="00B0780F"/>
+    <w:rsid w:val="00BA653C"/>
+    <w:rsid w:val="00BE32EA"/>
+    <w:rsid w:val="00C058D1"/>
+    <w:rsid w:val="00CD3AD7"/>
+    <w:rsid w:val="00CF6ED4"/>
+    <w:rsid w:val="00D017C4"/>
+    <w:rsid w:val="00D46546"/>
+    <w:rsid w:val="00D846E2"/>
+    <w:rsid w:val="00E62A2A"/>
+    <w:rsid w:val="00E67FF5"/>
+    <w:rsid w:val="00E96925"/>
+    <w:rsid w:val="00ED5EA4"/>
+    <w:rsid w:val="00F05960"/>
+    <w:rsid w:val="00F31D46"/>
+    <w:rsid w:val="00F3553B"/>
+  </w:rsids>
+  <m:mathPr>
+    <m:mathFont m:val="Cambria Math"/>
+    <m:brkBin m:val="before"/>
+    <m:brkBinSub m:val="--"/>
+    <m:smallFrac m:val="0"/>
+    <m:dispDef/>
+    <m:lMargin m:val="0"/>
+    <m:rMargin m:val="0"/>
+    <m:defJc m:val="centerGroup"/>
+    <m:wrapIndent m:val="1440"/>
+    <m:intLim m:val="subSup"/>
+    <m:naryLim m:val="undOvr"/>
+  </m:mathPr>
+  <w:themeFontLang w:val="en-US"/>
+  <w:clrSchemeMapping w:bg1="light1" w:t1="dark1" w:bg2="light2" w:t2="dark2" w:accent1="accent1" w:accent2="accent2" w:accent3="accent3" w:accent4="accent4" w:accent5="accent5" w:accent6="accent6" w:hyperlink="hyperlink" w:followedHyperlink="followedHyperlink"/>
+  <w:shapeDefaults>
+    <o:shapedefaults v:ext="edit" spidmax="1026"/>
+    <o:shapelayout v:ext="edit">
+      <o:idmap v:ext="edit" data="1"/>
+    </o:shapelayout>
+  </w:shapeDefaults>
+  <w:decimalSymbol w:val="."/>
+  <w:listSeparator w:val=","/>
+  <w14:docId w14:val="22578D70"/>
+  <w15:docId w15:val="{C2DF1308-5AA1-484E-B91E-45E1A10B0C1B}"/>
+</w:settings>
+</file>
+
+<file path=word\styles.xml><?xml version="1.0" encoding="utf-8"?>
 <w:styles xmlns:mc="http://schemas.openxmlformats.org/markup-compatibility/2006" xmlns:r="http://schemas.openxmlformats.org/officeDocument/2006/relationships" xmlns:w="http://schemas.openxmlformats.org/wordprocessingml/2006/main" xmlns:w14="http://schemas.microsoft.com/office/word/2010/wordml" xmlns:w15="http://schemas.microsoft.com/office/word/2012/wordml" xmlns:w16cex="http://schemas.microsoft.com/office/word/2018/wordml/cex" xmlns:w16cid="http://schemas.microsoft.com/office/word/2016/wordml/cid" xmlns:w16="http://schemas.microsoft.com/office/word/2018/wordml" xmlns:w16du="http://schemas.microsoft.com/office/word/2023/wordml/word16du" xmlns:w16sdtdh="http://schemas.microsoft.com/office/word/2020/wordml/sdtdatahash" xmlns:w16sdtfl="http://schemas.microsoft.com/office/word/2024/wordml/sdtformatlock" xmlns:w16se="http://schemas.microsoft.com/office/word/2015/wordml/symex" mc:Ignorable="w14 w15 w16se w16cid w16 w16cex w16sdtdh w16sdtfl w16du">
   <w:docDefaults>
     <w:rPrDefault>
@@ -1200,7 +1396,7 @@
 </w:styles>
 </file>
 
-<file path=word/theme/theme1.xml><?xml version="1.0" encoding="utf-8"?>
+<file path=word\theme\theme1.xml><?xml version="1.0" encoding="utf-8"?>
 <a:theme xmlns:a="http://schemas.openxmlformats.org/drawingml/2006/main" name="Office">
   <a:themeElements>
     <a:clrScheme name="Office">
@@ -2283,4 +2479,11 @@
   </a:objectDefaults>
   <a:extraClrSchemeLst/>
 </a:theme>
+</file>
+
+<file path=word\webSettings.xml><?xml version="1.0" encoding="utf-8"?>
+<w:webSettings xmlns:mc="http://schemas.openxmlformats.org/markup-compatibility/2006" xmlns:r="http://schemas.openxmlformats.org/officeDocument/2006/relationships" xmlns:w="http://schemas.openxmlformats.org/wordprocessingml/2006/main" xmlns:w14="http://schemas.microsoft.com/office/word/2010/wordml" xmlns:w15="http://schemas.microsoft.com/office/word/2012/wordml" xmlns:w16cex="http://schemas.microsoft.com/office/word/2018/wordml/cex" xmlns:w16cid="http://schemas.microsoft.com/office/word/2016/wordml/cid" xmlns:w16="http://schemas.microsoft.com/office/word/2018/wordml" xmlns:w16du="http://schemas.microsoft.com/office/word/2023/wordml/word16du" xmlns:w16sdtdh="http://schemas.microsoft.com/office/word/2020/wordml/sdtdatahash" xmlns:w16sdtfl="http://schemas.microsoft.com/office/word/2024/wordml/sdtformatlock" xmlns:w16se="http://schemas.microsoft.com/office/word/2015/wordml/symex" mc:Ignorable="w14 w15 w16se w16cid w16 w16cex w16sdtdh w16sdtfl w16du">
+  <w:relyOnVML/>
+  <w:allowPNG/>
+</w:webSettings>
 </file>
--- a/style_guide.docx
+++ b/style_guide.docx
@@ -1,36 +1,5 @@
 
-<file path=docProps\app.xml><?xml version="1.0" encoding="utf-8"?>
-<Properties xmlns="http://schemas.openxmlformats.org/officeDocument/2006/extended-properties" xmlns:vt="http://schemas.openxmlformats.org/officeDocument/2006/docPropsVTypes">
-  <Template>Normal</Template>
-  <TotalTime>165</TotalTime>
-  <Pages>1</Pages>
-  <Words>319</Words>
-  <Characters>1460</Characters>
-  <Application>Microsoft Office Word</Application>
-  <DocSecurity>0</DocSecurity>
-  <Lines>41</Lines>
-  <Paragraphs>44</Paragraphs>
-  <ScaleCrop>false</ScaleCrop>
-  <Company/>
-  <LinksUpToDate>false</LinksUpToDate>
-  <CharactersWithSpaces>1735</CharactersWithSpaces>
-  <SharedDoc>false</SharedDoc>
-  <HyperlinksChanged>false</HyperlinksChanged>
-  <AppVersion>16.0000</AppVersion>
-</Properties>
-</file>
-
-<file path=docProps\core.xml><?xml version="1.0" encoding="utf-8"?>
-<cp:coreProperties xmlns:cp="http://schemas.openxmlformats.org/package/2006/metadata/core-properties" xmlns:dc="http://purl.org/dc/elements/1.1/" xmlns:dcterms="http://purl.org/dc/terms/" xmlns:dcmitype="http://purl.org/dc/dcmitype/" xmlns:xsi="http://www.w3.org/2001/XMLSchema-instance">
-  <dc:creator>Leo Urquhart</dc:creator>
-  <cp:lastModifiedBy>Leo Urquhart</cp:lastModifiedBy>
-  <cp:revision>47</cp:revision>
-  <dcterms:created xsi:type="dcterms:W3CDTF">2026-04-15T17:48:00Z</dcterms:created>
-  <dcterms:modified xsi:type="dcterms:W3CDTF">2026-04-15T21:35:00Z</dcterms:modified>
-</cp:coreProperties>
-</file>
-
-<file path=word\document.xml><?xml version="1.0" encoding="utf-8"?>
+<file path=word/document.xml><?xml version="1.0" encoding="utf-8"?>
 <w:document xmlns:wpc="http://schemas.microsoft.com/office/word/2010/wordprocessingCanvas" xmlns:cx="http://schemas.microsoft.com/office/drawing/2014/chartex" xmlns:cx1="http://schemas.microsoft.com/office/drawing/2015/9/8/chartex" xmlns:cx2="http://schemas.microsoft.com/office/drawing/2015/10/21/chartex" xmlns:cx3="http://schemas.microsoft.com/office/drawing/2016/5/9/chartex" xmlns:cx4="http://schemas.microsoft.com/office/drawing/2016/5/10/chartex" xmlns:cx5="http://schemas.microsoft.com/office/drawing/2016/5/11/chartex" xmlns:cx6="http://schemas.microsoft.com/office/drawing/2016/5/12/chartex" xmlns:cx7="http://schemas.microsoft.com/office/drawing/2016/5/13/chartex" xmlns:cx8="http://schemas.microsoft.com/office/drawing/2016/5/14/chartex" xmlns:mc="http://schemas.openxmlformats.org/markup-compatibility/2006" xmlns:aink="http://schemas.microsoft.com/office/drawing/2016/ink" xmlns:am3d="http://schemas.microsoft.com/office/drawing/2017/model3d" xmlns:o="urn:schemas-microsoft-com:office:office" xmlns:oel="http://schemas.microsoft.com/office/2019/extlst" xmlns:r="http://schemas.openxmlformats.org/officeDocument/2006/relationships" xmlns:m="http://schemas.openxmlformats.org/officeDocument/2006/math" xmlns:v="urn:schemas-microsoft-com:vml" xmlns:wp14="http://schemas.microsoft.com/office/word/2010/wordprocessingDrawing" xmlns:wp="http://schemas.openxmlformats.org/drawingml/2006/wordprocessingDrawing" xmlns:w10="urn:schemas-microsoft-com:office:word" xmlns:w="http://schemas.openxmlformats.org/wordprocessingml/2006/main" xmlns:w14="http://schemas.microsoft.com/office/word/2010/wordml" xmlns:w15="http://schemas.microsoft.com/office/word/2012/wordml" xmlns:w16cex="http://schemas.microsoft.com/office/word/2018/wordml/cex" xmlns:w16cid="http://schemas.microsoft.com/office/word/2016/wordml/cid" xmlns:w16="http://schemas.microsoft.com/office/word/2018/wordml" xmlns:w16du="http://schemas.microsoft.com/office/word/2023/wordml/word16du" xmlns:w16sdtdh="http://schemas.microsoft.com/office/word/2020/wordml/sdtdatahash" xmlns:w16sdtfl="http://schemas.microsoft.com/office/word/2024/wordml/sdtformatlock" xmlns:w16se="http://schemas.microsoft.com/office/word/2015/wordml/symex" xmlns:wpg="http://schemas.microsoft.com/office/word/2010/wordprocessingGroup" xmlns:wpi="http://schemas.microsoft.com/office/word/2010/wordprocessingInk" xmlns:wne="http://schemas.microsoft.com/office/word/2006/wordml" xmlns:wps="http://schemas.microsoft.com/office/word/2010/wordprocessingShape" mc:Ignorable="w14 w15 w16se w16cid w16 w16cex w16sdtdh w16sdtfl w16du wp14">
   <w:body>
     <w:p>
@@ -607,35 +576,114 @@
         <w:t>, bold, and aligned center with a 1.8em line-height.</w:t>
       </w:r>
     </w:p>
+    <w:p>
+      <w:pPr>
+        <w:pStyle w:val="Heading"/>
+      </w:pPr>
+      <w:r>
+        <w:t>Site Pages</w:t>
+      </w:r>
+    </w:p>
+    <w:p>
+      <w:pPr>
+        <w:pStyle w:val="BodyA"/>
+        <w:spacing w:before="120"/>
+      </w:pPr>
+      <w:r>
+        <w:t>The website currently includes the following pages: about us 05-24-2026.html, About Us.html, About.html, account 05-24-2026.html, account.html, calendar 05-24-2026.html, calendar.html, classes 05-24-2026.html, classes.html, events 05-24-2026.html, events.html, home.html, index 05-24-2026.html, index.html, Login.html, Resources 05-24-2026.html, Resources.html, resume.html, store 05-24-2026.html, and store.html.</w:t>
+      </w:r>
+    </w:p>
+    <w:p>
+      <w:pPr>
+        <w:pStyle w:val="BodyA"/>
+        <w:spacing w:before="120"/>
+      </w:pPr>
+    </w:p>
+    <w:p>
+      <w:pPr>
+        <w:pStyle w:val="Heading"/>
+      </w:pPr>
+      <w:r>
+        <w:t>QAA Improvements</w:t>
+      </w:r>
+    </w:p>
+    <w:p>
+      <w:pPr>
+        <w:pStyle w:val="BodyA"/>
+        <w:numPr>
+          <w:ilvl w:val="0"/>
+          <w:numId w:val="1"/>
+        </w:numPr>
+        <w:spacing w:before="120"/>
+      </w:pPr>
+      <w:r>
+        <w:t xml:space="preserve">The </w:t>
+      </w:r>
+      <w:r>
+        <w:t xml:space="preserve">“Classes” </w:t>
+      </w:r>
+      <w:r>
+        <w:t xml:space="preserve"> page has been updated to include a better description of the types of classes my business will provide.</w:t>
+      </w:r>
+    </w:p>
+    <w:p>
+      <w:pPr>
+        <w:pStyle w:val="BodyA"/>
+        <w:numPr>
+          <w:ilvl w:val="0"/>
+          <w:numId w:val="1"/>
+        </w:numPr>
+        <w:spacing w:before="120"/>
+      </w:pPr>
+      <w:r>
+        <w:t xml:space="preserve">The slight </w:t>
+      </w:r>
+      <w:r>
+        <w:t>grammatical</w:t>
+      </w:r>
+      <w:r>
+        <w:t xml:space="preserve"> error on the </w:t>
+      </w:r>
+      <w:r>
+        <w:t>“About Us” page has been removed.</w:t>
+      </w:r>
+    </w:p>
+    <w:p>
+      <w:pPr>
+        <w:pStyle w:val="BodyA"/>
+        <w:numPr>
+          <w:ilvl w:val="0"/>
+          <w:numId w:val="1"/>
+        </w:numPr>
+        <w:spacing w:before="120"/>
+      </w:pPr>
+      <w:r>
+        <w:t>The “Home” page has been updated so that the</w:t>
+      </w:r>
+      <w:r>
+        <w:t xml:space="preserve"> “What We Do” box is not </w:t>
+      </w:r>
+      <w:proofErr w:type="spellStart"/>
+      <w:r>
+        <w:t>dublicated</w:t>
+      </w:r>
+      <w:proofErr w:type="spellEnd"/>
+      <w:r>
+        <w:t>.</w:t>
+      </w:r>
+    </w:p>
     <w:sectPr>
-      <w:headerReference w:type="default" r:id="rId6"/>
-      <w:footerReference w:type="default" r:id="rId7"/>
+      <w:headerReference w:type="default" r:id="rId7"/>
+      <w:footerReference w:type="default" r:id="rId8"/>
       <w:pgSz w:w="12240" w:h="15840"/>
       <w:pgMar w:top="1170" w:right="1080" w:bottom="1080" w:left="1080" w:header="360" w:footer="864" w:gutter="0"/>
       <w:cols w:space="720"/>
     </w:sectPr>
-    <w:p>
-      <w:pPr>
-        <w:pStyle w:val="Heading"/>
-      </w:pPr>
-      <w:r>
-        <w:t>Site Pages</w:t>
-      </w:r>
-    </w:p>
-    <w:p>
-      <w:pPr>
-        <w:pStyle w:val="BodyA"/>
-        <w:spacing w:before="120"/>
-      </w:pPr>
-      <w:r>
-        <w:t xml:space="preserve">The website currently includes the following pages: about us 05-24-2026.html, About Us.html, About.html, account 05-24-2026.html, account.html, calendar 05-24-2026.html, calendar.html, classes 05-24-2026.html, classes.html, events 05-24-2026.html, events.html, home.html, index 05-24-2026.html, index.html, Login.html, Resources 05-24-2026.html, Resources.html, resume.html, store 05-24-2026.html, and store.html.</w:t>
-      </w:r>
-    </w:p>
   </w:body>
 </w:document>
 </file>
 
-<file path=word\endnotes.xml><?xml version="1.0" encoding="utf-8"?>
+<file path=word/endnotes.xml><?xml version="1.0" encoding="utf-8"?>
 <w:endnotes xmlns:wpc="http://schemas.microsoft.com/office/word/2010/wordprocessingCanvas" xmlns:cx="http://schemas.microsoft.com/office/drawing/2014/chartex" xmlns:cx1="http://schemas.microsoft.com/office/drawing/2015/9/8/chartex" xmlns:cx2="http://schemas.microsoft.com/office/drawing/2015/10/21/chartex" xmlns:cx3="http://schemas.microsoft.com/office/drawing/2016/5/9/chartex" xmlns:cx4="http://schemas.microsoft.com/office/drawing/2016/5/10/chartex" xmlns:cx5="http://schemas.microsoft.com/office/drawing/2016/5/11/chartex" xmlns:cx6="http://schemas.microsoft.com/office/drawing/2016/5/12/chartex" xmlns:cx7="http://schemas.microsoft.com/office/drawing/2016/5/13/chartex" xmlns:cx8="http://schemas.microsoft.com/office/drawing/2016/5/14/chartex" xmlns:mc="http://schemas.openxmlformats.org/markup-compatibility/2006" xmlns:aink="http://schemas.microsoft.com/office/drawing/2016/ink" xmlns:am3d="http://schemas.microsoft.com/office/drawing/2017/model3d" xmlns:o="urn:schemas-microsoft-com:office:office" xmlns:oel="http://schemas.microsoft.com/office/2019/extlst" xmlns:r="http://schemas.openxmlformats.org/officeDocument/2006/relationships" xmlns:m="http://schemas.openxmlformats.org/officeDocument/2006/math" xmlns:v="urn:schemas-microsoft-com:vml" xmlns:wp14="http://schemas.microsoft.com/office/word/2010/wordprocessingDrawing" xmlns:wp="http://schemas.openxmlformats.org/drawingml/2006/wordprocessingDrawing" xmlns:w10="urn:schemas-microsoft-com:office:word" xmlns:w="http://schemas.openxmlformats.org/wordprocessingml/2006/main" xmlns:w14="http://schemas.microsoft.com/office/word/2010/wordml" xmlns:w15="http://schemas.microsoft.com/office/word/2012/wordml" xmlns:w16cex="http://schemas.microsoft.com/office/word/2018/wordml/cex" xmlns:w16cid="http://schemas.microsoft.com/office/word/2016/wordml/cid" xmlns:w16="http://schemas.microsoft.com/office/word/2018/wordml" xmlns:w16du="http://schemas.microsoft.com/office/word/2023/wordml/word16du" xmlns:w16sdtdh="http://schemas.microsoft.com/office/word/2020/wordml/sdtdatahash" xmlns:w16sdtfl="http://schemas.microsoft.com/office/word/2024/wordml/sdtformatlock" xmlns:w16se="http://schemas.microsoft.com/office/word/2015/wordml/symex" xmlns:wpg="http://schemas.microsoft.com/office/word/2010/wordprocessingGroup" xmlns:wpi="http://schemas.microsoft.com/office/word/2010/wordprocessingInk" xmlns:wne="http://schemas.microsoft.com/office/word/2006/wordml" xmlns:wps="http://schemas.microsoft.com/office/word/2010/wordprocessingShape" mc:Ignorable="w14 w15 w16se w16cid w16 w16cex w16sdtdh w16sdtfl w16du wp14">
   <w:endnote w:type="separator" w:id="-1">
     <w:p>
@@ -654,45 +702,7 @@
 </w:endnotes>
 </file>
 
-<file path=word\fontTable.xml><?xml version="1.0" encoding="utf-8"?>
-<w:fonts xmlns:mc="http://schemas.openxmlformats.org/markup-compatibility/2006" xmlns:r="http://schemas.openxmlformats.org/officeDocument/2006/relationships" xmlns:w="http://schemas.openxmlformats.org/wordprocessingml/2006/main" xmlns:w14="http://schemas.microsoft.com/office/word/2010/wordml" xmlns:w15="http://schemas.microsoft.com/office/word/2012/wordml" xmlns:w16cex="http://schemas.microsoft.com/office/word/2018/wordml/cex" xmlns:w16cid="http://schemas.microsoft.com/office/word/2016/wordml/cid" xmlns:w16="http://schemas.microsoft.com/office/word/2018/wordml" xmlns:w16du="http://schemas.microsoft.com/office/word/2023/wordml/word16du" xmlns:w16sdtdh="http://schemas.microsoft.com/office/word/2020/wordml/sdtdatahash" xmlns:w16sdtfl="http://schemas.microsoft.com/office/word/2024/wordml/sdtformatlock" xmlns:w16se="http://schemas.microsoft.com/office/word/2015/wordml/symex" mc:Ignorable="w14 w15 w16se w16cid w16 w16cex w16sdtdh w16sdtfl w16du">
-  <w:font w:name="Times New Roman">
-    <w:panose1 w:val="02020603050405020304"/>
-    <w:charset w:val="00"/>
-    <w:family w:val="roman"/>
-    <w:pitch w:val="variable"/>
-    <w:sig w:usb0="E0002EFF" w:usb1="C000785B" w:usb2="00000009" w:usb3="00000000" w:csb0="000001FF" w:csb1="00000000"/>
-  </w:font>
-  <w:font w:name="Arial Unicode MS">
-    <w:panose1 w:val="020B0604020202020204"/>
-    <w:charset w:val="00"/>
-    <w:family w:val="roman"/>
-    <w:pitch w:val="default"/>
-  </w:font>
-  <w:font w:name="Helvetica">
-    <w:panose1 w:val="020B0604020202020204"/>
-    <w:charset w:val="00"/>
-    <w:family w:val="swiss"/>
-    <w:pitch w:val="variable"/>
-    <w:sig w:usb0="E0002EFF" w:usb1="C000785B" w:usb2="00000009" w:usb3="00000000" w:csb0="000001FF" w:csb1="00000000"/>
-  </w:font>
-  <w:font w:name="Gill Sans">
-    <w:charset w:val="00"/>
-    <w:family w:val="roman"/>
-    <w:pitch w:val="default"/>
-  </w:font>
-  <w:font w:name="Helvetica Neue">
-    <w:altName w:val="Arial"/>
-    <w:panose1 w:val="00000000000000000000"/>
-    <w:charset w:val="00"/>
-    <w:family w:val="roman"/>
-    <w:notTrueType/>
-    <w:pitch w:val="default"/>
-  </w:font>
-</w:fonts>
-</file>
-
-<file path=word\footer1.xml><?xml version="1.0" encoding="utf-8"?>
+<file path=word/footer1.xml><?xml version="1.0" encoding="utf-8"?>
 <w:ftr xmlns:wpc="http://schemas.microsoft.com/office/word/2010/wordprocessingCanvas" xmlns:cx="http://schemas.microsoft.com/office/drawing/2014/chartex" xmlns:cx1="http://schemas.microsoft.com/office/drawing/2015/9/8/chartex" xmlns:cx2="http://schemas.microsoft.com/office/drawing/2015/10/21/chartex" xmlns:cx3="http://schemas.microsoft.com/office/drawing/2016/5/9/chartex" xmlns:cx4="http://schemas.microsoft.com/office/drawing/2016/5/10/chartex" xmlns:cx5="http://schemas.microsoft.com/office/drawing/2016/5/11/chartex" xmlns:cx6="http://schemas.microsoft.com/office/drawing/2016/5/12/chartex" xmlns:cx7="http://schemas.microsoft.com/office/drawing/2016/5/13/chartex" xmlns:cx8="http://schemas.microsoft.com/office/drawing/2016/5/14/chartex" xmlns:mc="http://schemas.openxmlformats.org/markup-compatibility/2006" xmlns:aink="http://schemas.microsoft.com/office/drawing/2016/ink" xmlns:am3d="http://schemas.microsoft.com/office/drawing/2017/model3d" xmlns:o="urn:schemas-microsoft-com:office:office" xmlns:oel="http://schemas.microsoft.com/office/2019/extlst" xmlns:r="http://schemas.openxmlformats.org/officeDocument/2006/relationships" xmlns:m="http://schemas.openxmlformats.org/officeDocument/2006/math" xmlns:v="urn:schemas-microsoft-com:vml" xmlns:wp14="http://schemas.microsoft.com/office/word/2010/wordprocessingDrawing" xmlns:wp="http://schemas.openxmlformats.org/drawingml/2006/wordprocessingDrawing" xmlns:w10="urn:schemas-microsoft-com:office:word" xmlns:w="http://schemas.openxmlformats.org/wordprocessingml/2006/main" xmlns:w14="http://schemas.microsoft.com/office/word/2010/wordml" xmlns:w15="http://schemas.microsoft.com/office/word/2012/wordml" xmlns:w16cex="http://schemas.microsoft.com/office/word/2018/wordml/cex" xmlns:w16cid="http://schemas.microsoft.com/office/word/2016/wordml/cid" xmlns:w16="http://schemas.microsoft.com/office/word/2018/wordml" xmlns:w16du="http://schemas.microsoft.com/office/word/2023/wordml/word16du" xmlns:w16sdtdh="http://schemas.microsoft.com/office/word/2020/wordml/sdtdatahash" xmlns:w16sdtfl="http://schemas.microsoft.com/office/word/2024/wordml/sdtformatlock" xmlns:w16se="http://schemas.microsoft.com/office/word/2015/wordml/symex" xmlns:wpg="http://schemas.microsoft.com/office/word/2010/wordprocessingGroup" xmlns:wpi="http://schemas.microsoft.com/office/word/2010/wordprocessingInk" xmlns:wne="http://schemas.microsoft.com/office/word/2006/wordml" xmlns:wps="http://schemas.microsoft.com/office/word/2010/wordprocessingShape" mc:Ignorable="w14 w15 w16se w16cid w16 w16cex w16sdtdh w16sdtfl w16du wp14">
   <w:p>
     <w:pPr>
@@ -715,7 +725,7 @@
       <w:rPr>
         <w:noProof/>
       </w:rPr>
-      <w:t>April 15, 26</w:t>
+      <w:t>June 7, 26</w:t>
     </w:r>
     <w:r>
       <w:fldChar w:fldCharType="end"/>
@@ -724,7 +734,7 @@
 </w:ftr>
 </file>
 
-<file path=word\footnotes.xml><?xml version="1.0" encoding="utf-8"?>
+<file path=word/footnotes.xml><?xml version="1.0" encoding="utf-8"?>
 <w:footnotes xmlns:wpc="http://schemas.microsoft.com/office/word/2010/wordprocessingCanvas" xmlns:cx="http://schemas.microsoft.com/office/drawing/2014/chartex" xmlns:cx1="http://schemas.microsoft.com/office/drawing/2015/9/8/chartex" xmlns:cx2="http://schemas.microsoft.com/office/drawing/2015/10/21/chartex" xmlns:cx3="http://schemas.microsoft.com/office/drawing/2016/5/9/chartex" xmlns:cx4="http://schemas.microsoft.com/office/drawing/2016/5/10/chartex" xmlns:cx5="http://schemas.microsoft.com/office/drawing/2016/5/11/chartex" xmlns:cx6="http://schemas.microsoft.com/office/drawing/2016/5/12/chartex" xmlns:cx7="http://schemas.microsoft.com/office/drawing/2016/5/13/chartex" xmlns:cx8="http://schemas.microsoft.com/office/drawing/2016/5/14/chartex" xmlns:mc="http://schemas.openxmlformats.org/markup-compatibility/2006" xmlns:aink="http://schemas.microsoft.com/office/drawing/2016/ink" xmlns:am3d="http://schemas.microsoft.com/office/drawing/2017/model3d" xmlns:o="urn:schemas-microsoft-com:office:office" xmlns:oel="http://schemas.microsoft.com/office/2019/extlst" xmlns:r="http://schemas.openxmlformats.org/officeDocument/2006/relationships" xmlns:m="http://schemas.openxmlformats.org/officeDocument/2006/math" xmlns:v="urn:schemas-microsoft-com:vml" xmlns:wp14="http://schemas.microsoft.com/office/word/2010/wordprocessingDrawing" xmlns:wp="http://schemas.openxmlformats.org/drawingml/2006/wordprocessingDrawing" xmlns:w10="urn:schemas-microsoft-com:office:word" xmlns:w="http://schemas.openxmlformats.org/wordprocessingml/2006/main" xmlns:w14="http://schemas.microsoft.com/office/word/2010/wordml" xmlns:w15="http://schemas.microsoft.com/office/word/2012/wordml" xmlns:w16cex="http://schemas.microsoft.com/office/word/2018/wordml/cex" xmlns:w16cid="http://schemas.microsoft.com/office/word/2016/wordml/cid" xmlns:w16="http://schemas.microsoft.com/office/word/2018/wordml" xmlns:w16du="http://schemas.microsoft.com/office/word/2023/wordml/word16du" xmlns:w16sdtdh="http://schemas.microsoft.com/office/word/2020/wordml/sdtdatahash" xmlns:w16sdtfl="http://schemas.microsoft.com/office/word/2024/wordml/sdtformatlock" xmlns:w16se="http://schemas.microsoft.com/office/word/2015/wordml/symex" xmlns:wpg="http://schemas.microsoft.com/office/word/2010/wordprocessingGroup" xmlns:wpi="http://schemas.microsoft.com/office/word/2010/wordprocessingInk" xmlns:wne="http://schemas.microsoft.com/office/word/2006/wordml" xmlns:wps="http://schemas.microsoft.com/office/word/2010/wordprocessingShape" mc:Ignorable="w14 w15 w16se w16cid w16 w16cex w16sdtdh w16sdtfl w16du wp14">
   <w:footnote w:type="separator" w:id="-1">
     <w:p>
@@ -743,7 +753,7 @@
 </w:footnotes>
 </file>
 
-<file path=word\header1.xml><?xml version="1.0" encoding="utf-8"?>
+<file path=word/header1.xml><?xml version="1.0" encoding="utf-8"?>
 <w:hdr xmlns:wpc="http://schemas.microsoft.com/office/word/2010/wordprocessingCanvas" xmlns:cx="http://schemas.microsoft.com/office/drawing/2014/chartex" xmlns:cx1="http://schemas.microsoft.com/office/drawing/2015/9/8/chartex" xmlns:cx2="http://schemas.microsoft.com/office/drawing/2015/10/21/chartex" xmlns:cx3="http://schemas.microsoft.com/office/drawing/2016/5/9/chartex" xmlns:cx4="http://schemas.microsoft.com/office/drawing/2016/5/10/chartex" xmlns:cx5="http://schemas.microsoft.com/office/drawing/2016/5/11/chartex" xmlns:cx6="http://schemas.microsoft.com/office/drawing/2016/5/12/chartex" xmlns:cx7="http://schemas.microsoft.com/office/drawing/2016/5/13/chartex" xmlns:cx8="http://schemas.microsoft.com/office/drawing/2016/5/14/chartex" xmlns:mc="http://schemas.openxmlformats.org/markup-compatibility/2006" xmlns:aink="http://schemas.microsoft.com/office/drawing/2016/ink" xmlns:am3d="http://schemas.microsoft.com/office/drawing/2017/model3d" xmlns:o="urn:schemas-microsoft-com:office:office" xmlns:oel="http://schemas.microsoft.com/office/2019/extlst" xmlns:r="http://schemas.openxmlformats.org/officeDocument/2006/relationships" xmlns:m="http://schemas.openxmlformats.org/officeDocument/2006/math" xmlns:v="urn:schemas-microsoft-com:vml" xmlns:wp14="http://schemas.microsoft.com/office/word/2010/wordprocessingDrawing" xmlns:wp="http://schemas.openxmlformats.org/drawingml/2006/wordprocessingDrawing" xmlns:w10="urn:schemas-microsoft-com:office:word" xmlns:w="http://schemas.openxmlformats.org/wordprocessingml/2006/main" xmlns:w14="http://schemas.microsoft.com/office/word/2010/wordml" xmlns:w15="http://schemas.microsoft.com/office/word/2012/wordml" xmlns:w16cex="http://schemas.microsoft.com/office/word/2018/wordml/cex" xmlns:w16cid="http://schemas.microsoft.com/office/word/2016/wordml/cid" xmlns:w16="http://schemas.microsoft.com/office/word/2018/wordml" xmlns:w16du="http://schemas.microsoft.com/office/word/2023/wordml/word16du" xmlns:w16sdtdh="http://schemas.microsoft.com/office/word/2020/wordml/sdtdatahash" xmlns:w16sdtfl="http://schemas.microsoft.com/office/word/2024/wordml/sdtformatlock" xmlns:w16se="http://schemas.microsoft.com/office/word/2015/wordml/symex" xmlns:wpg="http://schemas.microsoft.com/office/word/2010/wordprocessingGroup" xmlns:wpi="http://schemas.microsoft.com/office/word/2010/wordprocessingInk" xmlns:wne="http://schemas.microsoft.com/office/word/2006/wordml" xmlns:wps="http://schemas.microsoft.com/office/word/2010/wordprocessingShape" mc:Ignorable="w14 w15 w16se w16cid w16 w16cex w16sdtdh w16sdtfl w16du wp14">
   <w:p>
     <w:pPr>
@@ -771,117 +781,101 @@
 </w:hdr>
 </file>
 
-<file path=word\settings.xml><?xml version="1.0" encoding="utf-8"?>
-<w:settings xmlns:mc="http://schemas.openxmlformats.org/markup-compatibility/2006" xmlns:o="urn:schemas-microsoft-com:office:office" xmlns:r="http://schemas.openxmlformats.org/officeDocument/2006/relationships" xmlns:m="http://schemas.openxmlformats.org/officeDocument/2006/math" xmlns:v="urn:schemas-microsoft-com:vml" xmlns:w10="urn:schemas-microsoft-com:office:word" xmlns:w="http://schemas.openxmlformats.org/wordprocessingml/2006/main" xmlns:w14="http://schemas.microsoft.com/office/word/2010/wordml" xmlns:w15="http://schemas.microsoft.com/office/word/2012/wordml" xmlns:w16cex="http://schemas.microsoft.com/office/word/2018/wordml/cex" xmlns:w16cid="http://schemas.microsoft.com/office/word/2016/wordml/cid" xmlns:w16="http://schemas.microsoft.com/office/word/2018/wordml" xmlns:w16du="http://schemas.microsoft.com/office/word/2023/wordml/word16du" xmlns:w16sdtdh="http://schemas.microsoft.com/office/word/2020/wordml/sdtdatahash" xmlns:w16sdtfl="http://schemas.microsoft.com/office/word/2024/wordml/sdtformatlock" xmlns:w16se="http://schemas.microsoft.com/office/word/2015/wordml/symex" xmlns:sl="http://schemas.openxmlformats.org/schemaLibrary/2006/main" mc:Ignorable="w14 w15 w16se w16cid w16 w16cex w16sdtdh w16sdtfl w16du">
-  <w:view w:val="web"/>
-  <w:zoom w:percent="100"/>
-  <w:displayBackgroundShape/>
-  <w:proofState w:spelling="clean"/>
-  <w:defaultTabStop w:val="720"/>
-  <w:autoHyphenation/>
-  <w:characterSpacingControl w:val="doNotCompress"/>
-  <w:footnotePr>
-    <w:footnote w:id="-1"/>
-    <w:footnote w:id="0"/>
-  </w:footnotePr>
-  <w:endnotePr>
-    <w:endnote w:id="-1"/>
-    <w:endnote w:id="0"/>
-  </w:endnotePr>
-  <w:compat>
-    <w:compatSetting w:name="compatibilityMode" w:uri="http://schemas.microsoft.com/office/word" w:val="15"/>
-    <w:compatSetting w:name="overrideTableStyleFontSizeAndJustification" w:uri="http://schemas.microsoft.com/office/word" w:val="1"/>
-    <w:compatSetting w:name="enableOpenTypeFeatures" w:uri="http://schemas.microsoft.com/office/word" w:val="1"/>
-    <w:compatSetting w:name="doNotFlipMirrorIndents" w:uri="http://schemas.microsoft.com/office/word" w:val="1"/>
-    <w:compatSetting w:name="differentiateMultirowTableHeaders" w:uri="http://schemas.microsoft.com/office/word" w:val="1"/>
-    <w:compatSetting w:name="useWord2013TrackBottomHyphenation" w:uri="http://schemas.microsoft.com/office/word" w:val="1"/>
-  </w:compat>
-  <w:rsids>
-    <w:rsidRoot w:val="00ED5EA4"/>
-    <w:rsid w:val="00002BAD"/>
-    <w:rsid w:val="00075E53"/>
-    <w:rsid w:val="000A1A7D"/>
-    <w:rsid w:val="000B3458"/>
-    <w:rsid w:val="001C4EBA"/>
-    <w:rsid w:val="00242FDB"/>
-    <w:rsid w:val="002636B7"/>
-    <w:rsid w:val="002823BB"/>
-    <w:rsid w:val="002B1D29"/>
-    <w:rsid w:val="002B59EB"/>
-    <w:rsid w:val="002E068C"/>
-    <w:rsid w:val="00390B09"/>
-    <w:rsid w:val="003B7E65"/>
-    <w:rsid w:val="003C2037"/>
-    <w:rsid w:val="003F33E3"/>
-    <w:rsid w:val="004304FC"/>
-    <w:rsid w:val="0049161B"/>
-    <w:rsid w:val="004C58E8"/>
-    <w:rsid w:val="004E0E3D"/>
-    <w:rsid w:val="004F1D28"/>
-    <w:rsid w:val="004F1E42"/>
-    <w:rsid w:val="005B7228"/>
-    <w:rsid w:val="005C5BCF"/>
-    <w:rsid w:val="00621951"/>
-    <w:rsid w:val="006A14EB"/>
-    <w:rsid w:val="007149AF"/>
-    <w:rsid w:val="00734C6D"/>
-    <w:rsid w:val="00760B33"/>
-    <w:rsid w:val="007A0CF7"/>
-    <w:rsid w:val="007B664C"/>
-    <w:rsid w:val="008E7600"/>
-    <w:rsid w:val="009554E0"/>
-    <w:rsid w:val="009565C7"/>
-    <w:rsid w:val="009D3E18"/>
-    <w:rsid w:val="00A24482"/>
-    <w:rsid w:val="00A31A82"/>
-    <w:rsid w:val="00AC68E4"/>
-    <w:rsid w:val="00B02A6A"/>
-    <w:rsid w:val="00B0780F"/>
-    <w:rsid w:val="00BA653C"/>
-    <w:rsid w:val="00BE32EA"/>
-    <w:rsid w:val="00C058D1"/>
-    <w:rsid w:val="00CD3AD7"/>
-    <w:rsid w:val="00CF6ED4"/>
-    <w:rsid w:val="00D017C4"/>
-    <w:rsid w:val="00D46546"/>
-    <w:rsid w:val="00D846E2"/>
-    <w:rsid w:val="00E62A2A"/>
-    <w:rsid w:val="00E67FF5"/>
-    <w:rsid w:val="00E96925"/>
-    <w:rsid w:val="00ED5EA4"/>
-    <w:rsid w:val="00F05960"/>
-    <w:rsid w:val="00F31D46"/>
-    <w:rsid w:val="00F3553B"/>
-  </w:rsids>
-  <m:mathPr>
-    <m:mathFont m:val="Cambria Math"/>
-    <m:brkBin m:val="before"/>
-    <m:brkBinSub m:val="--"/>
-    <m:smallFrac m:val="0"/>
-    <m:dispDef/>
-    <m:lMargin m:val="0"/>
-    <m:rMargin m:val="0"/>
-    <m:defJc m:val="centerGroup"/>
-    <m:wrapIndent m:val="1440"/>
-    <m:intLim m:val="subSup"/>
-    <m:naryLim m:val="undOvr"/>
-  </m:mathPr>
-  <w:themeFontLang w:val="en-US"/>
-  <w:clrSchemeMapping w:bg1="light1" w:t1="dark1" w:bg2="light2" w:t2="dark2" w:accent1="accent1" w:accent2="accent2" w:accent3="accent3" w:accent4="accent4" w:accent5="accent5" w:accent6="accent6" w:hyperlink="hyperlink" w:followedHyperlink="followedHyperlink"/>
-  <w:shapeDefaults>
-    <o:shapedefaults v:ext="edit" spidmax="1026"/>
-    <o:shapelayout v:ext="edit">
-      <o:idmap v:ext="edit" data="1"/>
-    </o:shapelayout>
-  </w:shapeDefaults>
-  <w:decimalSymbol w:val="."/>
-  <w:listSeparator w:val=","/>
-  <w14:docId w14:val="22578D70"/>
-  <w15:docId w15:val="{C2DF1308-5AA1-484E-B91E-45E1A10B0C1B}"/>
-</w:settings>
+<file path=word/numbering.xml><?xml version="1.0" encoding="utf-8"?>
+<w:numbering xmlns:wpc="http://schemas.microsoft.com/office/word/2010/wordprocessingCanvas" xmlns:cx="http://schemas.microsoft.com/office/drawing/2014/chartex" xmlns:cx1="http://schemas.microsoft.com/office/drawing/2015/9/8/chartex" xmlns:cx2="http://schemas.microsoft.com/office/drawing/2015/10/21/chartex" xmlns:cx3="http://schemas.microsoft.com/office/drawing/2016/5/9/chartex" xmlns:cx4="http://schemas.microsoft.com/office/drawing/2016/5/10/chartex" xmlns:cx5="http://schemas.microsoft.com/office/drawing/2016/5/11/chartex" xmlns:cx6="http://schemas.microsoft.com/office/drawing/2016/5/12/chartex" xmlns:cx7="http://schemas.microsoft.com/office/drawing/2016/5/13/chartex" xmlns:cx8="http://schemas.microsoft.com/office/drawing/2016/5/14/chartex" xmlns:mc="http://schemas.openxmlformats.org/markup-compatibility/2006" xmlns:aink="http://schemas.microsoft.com/office/drawing/2016/ink" xmlns:am3d="http://schemas.microsoft.com/office/drawing/2017/model3d" xmlns:o="urn:schemas-microsoft-com:office:office" xmlns:oel="http://schemas.microsoft.com/office/2019/extlst" xmlns:r="http://schemas.openxmlformats.org/officeDocument/2006/relationships" xmlns:m="http://schemas.openxmlformats.org/officeDocument/2006/math" xmlns:v="urn:schemas-microsoft-com:vml" xmlns:wp14="http://schemas.microsoft.com/office/word/2010/wordprocessingDrawing" xmlns:wp="http://schemas.openxmlformats.org/drawingml/2006/wordprocessingDrawing" xmlns:w10="urn:schemas-microsoft-com:office:word" xmlns:w="http://schemas.openxmlformats.org/wordprocessingml/2006/main" xmlns:w14="http://schemas.microsoft.com/office/word/2010/wordml" xmlns:w15="http://schemas.microsoft.com/office/word/2012/wordml" xmlns:w16cex="http://schemas.microsoft.com/office/word/2018/wordml/cex" xmlns:w16cid="http://schemas.microsoft.com/office/word/2016/wordml/cid" xmlns:w16="http://schemas.microsoft.com/office/word/2018/wordml" xmlns:w16du="http://schemas.microsoft.com/office/word/2023/wordml/word16du" xmlns:w16sdtdh="http://schemas.microsoft.com/office/word/2020/wordml/sdtdatahash" xmlns:w16sdtfl="http://schemas.microsoft.com/office/word/2024/wordml/sdtformatlock" xmlns:w16se="http://schemas.microsoft.com/office/word/2015/wordml/symex" xmlns:wpg="http://schemas.microsoft.com/office/word/2010/wordprocessingGroup" xmlns:wpi="http://schemas.microsoft.com/office/word/2010/wordprocessingInk" xmlns:wne="http://schemas.microsoft.com/office/word/2006/wordml" xmlns:wps="http://schemas.microsoft.com/office/word/2010/wordprocessingShape" mc:Ignorable="w14 w15 w16se w16cid w16 w16cex w16sdtdh w16sdtfl w16du wp14">
+  <w:abstractNum w:abstractNumId="0" w15:restartNumberingAfterBreak="0">
+    <w:nsid w:val="0A934B1C"/>
+    <w:multiLevelType w:val="hybridMultilevel"/>
+    <w:tmpl w:val="86C83F50"/>
+    <w:lvl w:ilvl="0" w:tplc="0409000F">
+      <w:start w:val="1"/>
+      <w:numFmt w:val="decimal"/>
+      <w:lvlText w:val="%1."/>
+      <w:lvlJc w:val="left"/>
+      <w:pPr>
+        <w:ind w:left="720" w:hanging="360"/>
+      </w:pPr>
+    </w:lvl>
+    <w:lvl w:ilvl="1" w:tplc="04090019" w:tentative="1">
+      <w:start w:val="1"/>
+      <w:numFmt w:val="lowerLetter"/>
+      <w:lvlText w:val="%2."/>
+      <w:lvlJc w:val="left"/>
+      <w:pPr>
+        <w:ind w:left="1440" w:hanging="360"/>
+      </w:pPr>
+    </w:lvl>
+    <w:lvl w:ilvl="2" w:tplc="0409001B" w:tentative="1">
+      <w:start w:val="1"/>
+      <w:numFmt w:val="lowerRoman"/>
+      <w:lvlText w:val="%3."/>
+      <w:lvlJc w:val="right"/>
+      <w:pPr>
+        <w:ind w:left="2160" w:hanging="180"/>
+      </w:pPr>
+    </w:lvl>
+    <w:lvl w:ilvl="3" w:tplc="0409000F" w:tentative="1">
+      <w:start w:val="1"/>
+      <w:numFmt w:val="decimal"/>
+      <w:lvlText w:val="%4."/>
+      <w:lvlJc w:val="left"/>
+      <w:pPr>
+        <w:ind w:left="2880" w:hanging="360"/>
+      </w:pPr>
+    </w:lvl>
+    <w:lvl w:ilvl="4" w:tplc="04090019" w:tentative="1">
+      <w:start w:val="1"/>
+      <w:numFmt w:val="lowerLetter"/>
+      <w:lvlText w:val="%5."/>
+      <w:lvlJc w:val="left"/>
+      <w:pPr>
+        <w:ind w:left="3600" w:hanging="360"/>
+      </w:pPr>
+    </w:lvl>
+    <w:lvl w:ilvl="5" w:tplc="0409001B" w:tentative="1">
+      <w:start w:val="1"/>
+      <w:numFmt w:val="lowerRoman"/>
+      <w:lvlText w:val="%6."/>
+      <w:lvlJc w:val="right"/>
+      <w:pPr>
+        <w:ind w:left="4320" w:hanging="180"/>
+      </w:pPr>
+    </w:lvl>
+    <w:lvl w:ilvl="6" w:tplc="0409000F" w:tentative="1">
+      <w:start w:val="1"/>
+      <w:numFmt w:val="decimal"/>
+      <w:lvlText w:val="%7."/>
+      <w:lvlJc w:val="left"/>
+      <w:pPr>
+        <w:ind w:left="5040" w:hanging="360"/>
+      </w:pPr>
+    </w:lvl>
+    <w:lvl w:ilvl="7" w:tplc="04090019" w:tentative="1">
+      <w:start w:val="1"/>
+      <w:numFmt w:val="lowerLetter"/>
+      <w:lvlText w:val="%8."/>
+      <w:lvlJc w:val="left"/>
+      <w:pPr>
+        <w:ind w:left="5760" w:hanging="360"/>
+      </w:pPr>
+    </w:lvl>
+    <w:lvl w:ilvl="8" w:tplc="0409001B" w:tentative="1">
+      <w:start w:val="1"/>
+      <w:numFmt w:val="lowerRoman"/>
+      <w:lvlText w:val="%9."/>
+      <w:lvlJc w:val="right"/>
+      <w:pPr>
+        <w:ind w:left="6480" w:hanging="180"/>
+      </w:pPr>
+    </w:lvl>
+  </w:abstractNum>
+  <w:num w:numId="1" w16cid:durableId="573321622">
+    <w:abstractNumId w:val="0"/>
+  </w:num>
+</w:numbering>
 </file>
 
-<file path=word\styles.xml><?xml version="1.0" encoding="utf-8"?>
+<file path=word/styles.xml><?xml version="1.0" encoding="utf-8"?>
 <w:styles xmlns:mc="http://schemas.openxmlformats.org/markup-compatibility/2006" xmlns:r="http://schemas.openxmlformats.org/officeDocument/2006/relationships" xmlns:w="http://schemas.openxmlformats.org/wordprocessingml/2006/main" xmlns:w14="http://schemas.microsoft.com/office/word/2010/wordml" xmlns:w15="http://schemas.microsoft.com/office/word/2012/wordml" xmlns:w16cex="http://schemas.microsoft.com/office/word/2018/wordml/cex" xmlns:w16cid="http://schemas.microsoft.com/office/word/2016/wordml/cid" xmlns:w16="http://schemas.microsoft.com/office/word/2018/wordml" xmlns:w16du="http://schemas.microsoft.com/office/word/2023/wordml/word16du" xmlns:w16sdtdh="http://schemas.microsoft.com/office/word/2020/wordml/sdtdatahash" xmlns:w16sdtfl="http://schemas.microsoft.com/office/word/2024/wordml/sdtformatlock" xmlns:w16se="http://schemas.microsoft.com/office/word/2015/wordml/symex" mc:Ignorable="w14 w15 w16se w16cid w16 w16cex w16sdtdh w16sdtfl w16du">
   <w:docDefaults>
     <w:rPrDefault>
@@ -1396,7 +1390,7 @@
 </w:styles>
 </file>
 
-<file path=word\theme\theme1.xml><?xml version="1.0" encoding="utf-8"?>
+<file path=word/theme/theme1.xml><?xml version="1.0" encoding="utf-8"?>
 <a:theme xmlns:a="http://schemas.openxmlformats.org/drawingml/2006/main" name="Office">
   <a:themeElements>
     <a:clrScheme name="Office">
@@ -2479,11 +2473,4 @@
   </a:objectDefaults>
   <a:extraClrSchemeLst/>
 </a:theme>
-</file>
-
-<file path=word\webSettings.xml><?xml version="1.0" encoding="utf-8"?>
-<w:webSettings xmlns:mc="http://schemas.openxmlformats.org/markup-compatibility/2006" xmlns:r="http://schemas.openxmlformats.org/officeDocument/2006/relationships" xmlns:w="http://schemas.openxmlformats.org/wordprocessingml/2006/main" xmlns:w14="http://schemas.microsoft.com/office/word/2010/wordml" xmlns:w15="http://schemas.microsoft.com/office/word/2012/wordml" xmlns:w16cex="http://schemas.microsoft.com/office/word/2018/wordml/cex" xmlns:w16cid="http://schemas.microsoft.com/office/word/2016/wordml/cid" xmlns:w16="http://schemas.microsoft.com/office/word/2018/wordml" xmlns:w16du="http://schemas.microsoft.com/office/word/2023/wordml/word16du" xmlns:w16sdtdh="http://schemas.microsoft.com/office/word/2020/wordml/sdtdatahash" xmlns:w16sdtfl="http://schemas.microsoft.com/office/word/2024/wordml/sdtformatlock" xmlns:w16se="http://schemas.microsoft.com/office/word/2015/wordml/symex" mc:Ignorable="w14 w15 w16se w16cid w16 w16cex w16sdtdh w16sdtfl w16du">
-  <w:relyOnVML/>
-  <w:allowPNG/>
-</w:webSettings>
 </file>